--- a/Listas/Lista 06 - Tratamento de erros.docx
+++ b/Listas/Lista 06 - Tratamento de erros.docx
@@ -18,13 +18,61 @@
         <w:rPr>
           <w:rFonts w:ascii="Arial" w:hAnsi="Arial" w:cs="Arial"/>
         </w:rPr>
-        <w:t>Faça um programa que calcule a soma dos números pares de 100 até 200</w:t>
-      </w:r>
-      <w:r>
-        <w:rPr>
-          <w:rFonts w:ascii="Arial" w:hAnsi="Arial" w:cs="Arial"/>
-        </w:rPr>
-        <w:t>.</w:t>
+        <w:t>A Treina Recife resolveu dar um desconto de 4.5% em todos os produtos comercializados em sua lojinha. Portanto, elabore um programa para receber via teclado o nome do produto e o valor atual em reais. Ao final calcule e exiba o nome do produto e o novo valor com o desconto aplicado.</w:t>
+      </w:r>
+    </w:p>
+    <w:p>
+      <w:pPr>
+        <w:pStyle w:val="PargrafodaLista"/>
+        <w:numPr>
+          <w:ilvl w:val="0"/>
+          <w:numId w:val="1"/>
+        </w:numPr>
+        <w:autoSpaceDE w:val="0"/>
+        <w:autoSpaceDN w:val="0"/>
+        <w:adjustRightInd w:val="0"/>
+        <w:spacing w:after="0" w:line="240" w:lineRule="auto"/>
+        <w:jc w:val="both"/>
+        <w:rPr>
+          <w:rFonts w:ascii="Verdana" w:hAnsi="Verdana" w:cs="Verdana"/>
+          <w:color w:val="000000"/>
+          <w:kern w:val="0"/>
+          <w:sz w:val="22"/>
+          <w:szCs w:val="22"/>
+        </w:rPr>
+      </w:pPr>
+      <w:r>
+        <w:rPr>
+          <w:rFonts w:ascii="Arial" w:hAnsi="Arial" w:cs="Arial"/>
+        </w:rPr>
+        <w:t xml:space="preserve">Faça um programa para calcular e exibir o salário líquido de um determinado funcionário. Sabe-se que será informado por intermédio do teclado o salário base, as vantagens e os descontos. O salário líquido é obtido somando-se as vantagens ao salário base e abatendo-se os descontos. </w:t>
+      </w:r>
+    </w:p>
+    <w:p>
+      <w:pPr>
+        <w:pStyle w:val="PargrafodaLista"/>
+        <w:numPr>
+          <w:ilvl w:val="0"/>
+          <w:numId w:val="1"/>
+        </w:numPr>
+        <w:autoSpaceDE w:val="0"/>
+        <w:autoSpaceDN w:val="0"/>
+        <w:adjustRightInd w:val="0"/>
+        <w:spacing w:after="0" w:line="240" w:lineRule="auto"/>
+        <w:jc w:val="both"/>
+        <w:rPr>
+          <w:rFonts w:ascii="Verdana" w:hAnsi="Verdana" w:cs="Verdana"/>
+          <w:color w:val="000000"/>
+          <w:kern w:val="0"/>
+          <w:sz w:val="22"/>
+          <w:szCs w:val="22"/>
+        </w:rPr>
+      </w:pPr>
+      <w:r>
+        <w:rPr>
+          <w:rFonts w:ascii="Arial" w:hAnsi="Arial" w:cs="Arial"/>
+        </w:rPr>
+        <w:t>Elaborar um programa que efetue a apresentação do valor da conversão em real (R$) de um valor lido em dólar (US$). O programa deverá solicitar o valor da cotação do dólar e a quantidade de dólares disponíveis com o usuário.</w:t>
       </w:r>
     </w:p>
     <w:p>
@@ -43,16 +91,840 @@
         <w:rPr>
           <w:rFonts w:ascii="Arial" w:hAnsi="Arial" w:cs="Arial"/>
         </w:rPr>
+        <w:t>Faça um algoritmo que leia o nome, o sexo (</w:t>
+      </w:r>
+      <w:proofErr w:type="gramStart"/>
+      <w:r>
+        <w:rPr>
+          <w:rFonts w:ascii="Arial" w:hAnsi="Arial" w:cs="Arial"/>
+        </w:rPr>
+        <w:t>M,F</w:t>
+      </w:r>
+      <w:proofErr w:type="gramEnd"/>
+      <w:r>
+        <w:rPr>
+          <w:rFonts w:ascii="Arial" w:hAnsi="Arial" w:cs="Arial"/>
+        </w:rPr>
+        <w:t>) e o estado civil (1 -Solteiro(a), 2 – Casado(a), 3 – Separado(a), 4 – Viúvo(a), 5 – Outros) de uma pessoa. Caso sexo seja “F” e estado civil seja “CASADA”, solicitar e o tempo de casada (anos) e imprimir “A Sra. &lt;</w:t>
+      </w:r>
+      <w:proofErr w:type="spellStart"/>
+      <w:r>
+        <w:rPr>
+          <w:rFonts w:ascii="Arial" w:hAnsi="Arial" w:cs="Arial"/>
+        </w:rPr>
+        <w:t>mome</w:t>
+      </w:r>
+      <w:proofErr w:type="spellEnd"/>
+      <w:r>
+        <w:rPr>
+          <w:rFonts w:ascii="Arial" w:hAnsi="Arial" w:cs="Arial"/>
+        </w:rPr>
+        <w:t>.&gt; está casada a &lt;tempo&gt; anos.”.</w:t>
+      </w:r>
+    </w:p>
+    <w:p>
+      <w:pPr>
+        <w:pStyle w:val="PargrafodaLista"/>
+        <w:numPr>
+          <w:ilvl w:val="0"/>
+          <w:numId w:val="1"/>
+        </w:numPr>
+        <w:jc w:val="both"/>
+        <w:rPr>
+          <w:rFonts w:ascii="Arial" w:hAnsi="Arial" w:cs="Arial"/>
+        </w:rPr>
+      </w:pPr>
+      <w:r>
+        <w:rPr>
+          <w:rFonts w:ascii="Arial" w:hAnsi="Arial" w:cs="Arial"/>
+        </w:rPr>
+        <w:t xml:space="preserve">Um evento sempre começa em uma hore </w:t>
+      </w:r>
+      <w:proofErr w:type="gramStart"/>
+      <w:r>
+        <w:rPr>
+          <w:rFonts w:ascii="Arial" w:hAnsi="Arial" w:cs="Arial"/>
+        </w:rPr>
+        <w:t>fechada( 00:00</w:t>
+      </w:r>
+      <w:proofErr w:type="gramEnd"/>
+      <w:r>
+        <w:rPr>
+          <w:rFonts w:ascii="Arial" w:hAnsi="Arial" w:cs="Arial"/>
+        </w:rPr>
+        <w:t xml:space="preserve"> a 23:00) e termina em uma hora fechada. Faça um programa que receba a hora inicial e a final do evento e retorne a hora inicial, a hora final e a duração do evento, o evento tem pelo menos 1 hora de duração de no máximo 24 horas de duração, deve ser considerado que o evento pode começar em um dia e terminar em outro dia.</w:t>
+      </w:r>
+    </w:p>
+    <w:p>
+      <w:pPr>
+        <w:pStyle w:val="PargrafodaLista"/>
+        <w:numPr>
+          <w:ilvl w:val="0"/>
+          <w:numId w:val="1"/>
+        </w:numPr>
+        <w:jc w:val="both"/>
+        <w:rPr>
+          <w:rFonts w:ascii="Arial" w:hAnsi="Arial" w:cs="Arial"/>
+        </w:rPr>
+      </w:pPr>
+      <w:r>
+        <w:rPr>
+          <w:rFonts w:ascii="Arial" w:hAnsi="Arial" w:cs="Arial"/>
+        </w:rPr>
+        <w:t xml:space="preserve">Faça um programa que faça 5 perguntas para uma pessoa sobre um crime. As perguntas são: </w:t>
+      </w:r>
+    </w:p>
+    <w:p>
+      <w:pPr>
+        <w:pStyle w:val="PargrafodaLista"/>
+        <w:jc w:val="both"/>
+        <w:rPr>
+          <w:rFonts w:ascii="Arial" w:hAnsi="Arial" w:cs="Arial"/>
+        </w:rPr>
+      </w:pPr>
+      <w:r>
+        <w:rPr>
+          <w:rFonts w:ascii="Arial" w:hAnsi="Arial" w:cs="Arial"/>
+        </w:rPr>
+        <w:t>"Telefonou para a vítima?"</w:t>
+      </w:r>
+    </w:p>
+    <w:p>
+      <w:pPr>
+        <w:pStyle w:val="PargrafodaLista"/>
+        <w:jc w:val="both"/>
+        <w:rPr>
+          <w:rFonts w:ascii="Arial" w:hAnsi="Arial" w:cs="Arial"/>
+        </w:rPr>
+      </w:pPr>
+      <w:r>
+        <w:rPr>
+          <w:rFonts w:ascii="Arial" w:hAnsi="Arial" w:cs="Arial"/>
+        </w:rPr>
+        <w:t>"Esteve no local do crime?"</w:t>
+      </w:r>
+    </w:p>
+    <w:p>
+      <w:pPr>
+        <w:pStyle w:val="PargrafodaLista"/>
+        <w:jc w:val="both"/>
+        <w:rPr>
+          <w:rFonts w:ascii="Arial" w:hAnsi="Arial" w:cs="Arial"/>
+        </w:rPr>
+      </w:pPr>
+      <w:r>
+        <w:rPr>
+          <w:rFonts w:ascii="Arial" w:hAnsi="Arial" w:cs="Arial"/>
+        </w:rPr>
+        <w:t>"Mora perto da vítima?"</w:t>
+      </w:r>
+    </w:p>
+    <w:p>
+      <w:pPr>
+        <w:pStyle w:val="PargrafodaLista"/>
+        <w:jc w:val="both"/>
+        <w:rPr>
+          <w:rFonts w:ascii="Arial" w:hAnsi="Arial" w:cs="Arial"/>
+        </w:rPr>
+      </w:pPr>
+      <w:r>
+        <w:rPr>
+          <w:rFonts w:ascii="Arial" w:hAnsi="Arial" w:cs="Arial"/>
+        </w:rPr>
+        <w:t>"Devia para a vítima?"</w:t>
+      </w:r>
+    </w:p>
+    <w:p>
+      <w:pPr>
+        <w:pStyle w:val="PargrafodaLista"/>
+        <w:jc w:val="both"/>
+        <w:rPr>
+          <w:rFonts w:ascii="Arial" w:hAnsi="Arial" w:cs="Arial"/>
+        </w:rPr>
+      </w:pPr>
+      <w:r>
+        <w:rPr>
+          <w:rFonts w:ascii="Arial" w:hAnsi="Arial" w:cs="Arial"/>
+        </w:rPr>
+        <w:t xml:space="preserve">"Já trabalhou com a vítima?" </w:t>
+      </w:r>
+    </w:p>
+    <w:p>
+      <w:pPr>
+        <w:pStyle w:val="PargrafodaLista"/>
+        <w:jc w:val="both"/>
+        <w:rPr>
+          <w:rFonts w:ascii="Arial" w:hAnsi="Arial" w:cs="Arial"/>
+        </w:rPr>
+      </w:pPr>
+      <w:r>
+        <w:rPr>
+          <w:rFonts w:ascii="Arial" w:hAnsi="Arial" w:cs="Arial"/>
+        </w:rPr>
+        <w:t>O programa deve no final emitir uma classificação sobre a participação da pessoa no crime. Se a pessoa responder positivamente a 2 questões ela deve ser classificada como "Suspeita", entre 3 e 4 como "Cúmplice" e 5 como "Assassino". Caso contrário, ele será classificado como "Inocente".</w:t>
+      </w:r>
+    </w:p>
+    <w:p>
+      <w:pPr>
+        <w:pStyle w:val="PargrafodaLista"/>
+        <w:numPr>
+          <w:ilvl w:val="0"/>
+          <w:numId w:val="1"/>
+        </w:numPr>
+        <w:jc w:val="both"/>
+        <w:rPr>
+          <w:rFonts w:ascii="Arial" w:hAnsi="Arial" w:cs="Arial"/>
+        </w:rPr>
+      </w:pPr>
+      <w:r>
+        <w:rPr>
+          <w:rFonts w:ascii="Arial" w:hAnsi="Arial" w:cs="Arial"/>
+        </w:rPr>
         <w:t xml:space="preserve"> </w:t>
       </w:r>
-    </w:p>
-    <w:p>
-      <w:pPr>
+      <w:r>
+        <w:rPr>
+          <w:rFonts w:ascii="Arial" w:hAnsi="Arial" w:cs="Arial"/>
+        </w:rPr>
+        <w:t xml:space="preserve">Leia um valor inteiro. A seguir, calcule o menor número de notas possíveis (cédulas) no qual o valor pode ser decomposto. As notas consideradas são de </w:t>
+      </w:r>
+      <w:r>
+        <w:rPr>
+          <w:rFonts w:ascii="Arial" w:hAnsi="Arial" w:cs="Arial"/>
+        </w:rPr>
+        <w:t xml:space="preserve">200, </w:t>
+      </w:r>
+      <w:r>
+        <w:rPr>
+          <w:rFonts w:ascii="Arial" w:hAnsi="Arial" w:cs="Arial"/>
+        </w:rPr>
+        <w:t>100, 50, 20, 10, 5, 2 e 1. A seguir mostre o valor lido</w:t>
+      </w:r>
+      <w:r>
+        <w:rPr>
+          <w:rFonts w:ascii="Arial" w:hAnsi="Arial" w:cs="Arial"/>
+          <w:b/>
+          <w:bCs/>
+        </w:rPr>
+        <w:t xml:space="preserve"> </w:t>
+      </w:r>
+      <w:r>
+        <w:rPr>
+          <w:rFonts w:ascii="Arial" w:hAnsi="Arial" w:cs="Arial"/>
+        </w:rPr>
+        <w:t>e a relação de notas necessárias.</w:t>
+      </w:r>
+      <w:r>
+        <w:rPr>
+          <w:rFonts w:ascii="Arial" w:hAnsi="Arial" w:cs="Arial"/>
+        </w:rPr>
+        <w:t xml:space="preserve"> (desafio: refazer o programa sem considerar a nota de 1)</w:t>
+      </w:r>
+    </w:p>
+    <w:p>
+      <w:pPr>
+        <w:pStyle w:val="PargrafodaLista"/>
+        <w:numPr>
+          <w:ilvl w:val="0"/>
+          <w:numId w:val="1"/>
+        </w:numPr>
         <w:jc w:val="both"/>
         <w:rPr>
           <w:rFonts w:ascii="Arial" w:hAnsi="Arial" w:cs="Arial"/>
         </w:rPr>
       </w:pPr>
+      <w:r>
+        <w:rPr>
+          <w:rFonts w:ascii="Arial" w:hAnsi="Arial" w:cs="Arial"/>
+        </w:rPr>
+        <w:t xml:space="preserve">Verifique se 3 segmentos de reta recebido pelo teclado podem formar um triângulo. Para ser um triângulo cada lado tem que ser menor que a soma dos outros 2 lados. Caso seja um triângulo classifique-o </w:t>
+      </w:r>
+      <w:r>
+        <w:rPr>
+          <w:rFonts w:ascii="Arial" w:hAnsi="Arial" w:cs="Arial"/>
+        </w:rPr>
+        <w:t xml:space="preserve">equilátero (todos </w:t>
+      </w:r>
+      <w:r>
+        <w:rPr>
+          <w:rFonts w:ascii="Arial" w:hAnsi="Arial" w:cs="Arial"/>
+        </w:rPr>
+        <w:lastRenderedPageBreak/>
+        <w:t xml:space="preserve">os lados iguais), isósceles (dois lados iguais) </w:t>
+      </w:r>
+      <w:r>
+        <w:rPr>
+          <w:rFonts w:ascii="Arial" w:hAnsi="Arial" w:cs="Arial"/>
+        </w:rPr>
+        <w:t>ou</w:t>
+      </w:r>
+      <w:r>
+        <w:rPr>
+          <w:rFonts w:ascii="Arial" w:hAnsi="Arial" w:cs="Arial"/>
+        </w:rPr>
+        <w:t xml:space="preserve"> escaleno (todos os lados diferentes)</w:t>
+      </w:r>
+      <w:r>
+        <w:rPr>
+          <w:rFonts w:ascii="Arial" w:hAnsi="Arial" w:cs="Arial"/>
+        </w:rPr>
+        <w:t xml:space="preserve">. </w:t>
+      </w:r>
+    </w:p>
+    <w:p>
+      <w:pPr>
+        <w:pStyle w:val="PargrafodaLista"/>
+        <w:numPr>
+          <w:ilvl w:val="0"/>
+          <w:numId w:val="1"/>
+        </w:numPr>
+        <w:jc w:val="both"/>
+        <w:rPr>
+          <w:rFonts w:ascii="Arial" w:hAnsi="Arial" w:cs="Arial"/>
+        </w:rPr>
+      </w:pPr>
+      <w:r>
+        <w:rPr>
+          <w:rFonts w:ascii="Arial" w:hAnsi="Arial" w:cs="Arial"/>
+        </w:rPr>
+        <w:t xml:space="preserve">Receba um número inteiro entre 1000 e 9999 e separe me 2 números de 2 algarismos e verifique se o quadrado da soma destes 2 novos números é igual ao número digitado. </w:t>
+      </w:r>
+      <w:proofErr w:type="spellStart"/>
+      <w:r>
+        <w:rPr>
+          <w:rFonts w:ascii="Arial" w:hAnsi="Arial" w:cs="Arial"/>
+        </w:rPr>
+        <w:t>Ex</w:t>
+      </w:r>
+      <w:proofErr w:type="spellEnd"/>
+      <w:r>
+        <w:rPr>
+          <w:rFonts w:ascii="Arial" w:hAnsi="Arial" w:cs="Arial"/>
+        </w:rPr>
+        <w:t xml:space="preserve">: 9801 = (98 + </w:t>
+      </w:r>
+      <w:proofErr w:type="gramStart"/>
+      <w:r>
+        <w:rPr>
+          <w:rFonts w:ascii="Arial" w:hAnsi="Arial" w:cs="Arial"/>
+        </w:rPr>
+        <w:t>01)</w:t>
+      </w:r>
+      <w:r>
+        <w:rPr>
+          <w:rFonts w:ascii="Arial" w:hAnsi="Arial" w:cs="Arial"/>
+        </w:rPr>
+        <w:t>*</w:t>
+      </w:r>
+      <w:proofErr w:type="gramEnd"/>
+      <w:r>
+        <w:rPr>
+          <w:rFonts w:ascii="Arial" w:hAnsi="Arial" w:cs="Arial"/>
+        </w:rPr>
+        <w:t>*</w:t>
+      </w:r>
+      <w:r>
+        <w:rPr>
+          <w:rFonts w:ascii="Arial" w:hAnsi="Arial" w:cs="Arial"/>
+        </w:rPr>
+        <w:t>2</w:t>
+      </w:r>
+    </w:p>
+    <w:p>
+      <w:pPr>
+        <w:pStyle w:val="PargrafodaLista"/>
+        <w:numPr>
+          <w:ilvl w:val="0"/>
+          <w:numId w:val="1"/>
+        </w:numPr>
+        <w:jc w:val="both"/>
+        <w:rPr>
+          <w:rFonts w:ascii="Arial" w:hAnsi="Arial" w:cs="Arial"/>
+        </w:rPr>
+      </w:pPr>
+      <w:r>
+        <w:rPr>
+          <w:rFonts w:ascii="Arial" w:hAnsi="Arial" w:cs="Arial"/>
+        </w:rPr>
+        <w:t>A financeira Moxotó faz empréstimos na comunidade, para fazer a simulação dos das parcelas é solicitado o valor do empréstimo, a quantidade de meses, a taxa de juros mensal, deve ser exibido o montante final e o valor da parcela (montante/quantidade de meses), a simulação deve encerrar quando for digitado 0 como valor do empréstimo. Não devem ser aceitos valores negativos. {m = c *(1-</w:t>
+      </w:r>
+      <w:proofErr w:type="gramStart"/>
+      <w:r>
+        <w:rPr>
+          <w:rFonts w:ascii="Arial" w:hAnsi="Arial" w:cs="Arial"/>
+        </w:rPr>
+        <w:t>j)*</w:t>
+      </w:r>
+      <w:proofErr w:type="gramEnd"/>
+      <w:r>
+        <w:rPr>
+          <w:rFonts w:ascii="Arial" w:hAnsi="Arial" w:cs="Arial"/>
+        </w:rPr>
+        <w:t>*t}</w:t>
+      </w:r>
+    </w:p>
+    <w:p>
+      <w:pPr>
+        <w:pStyle w:val="PargrafodaLista"/>
+        <w:numPr>
+          <w:ilvl w:val="0"/>
+          <w:numId w:val="1"/>
+        </w:numPr>
+        <w:jc w:val="both"/>
+        <w:rPr>
+          <w:rFonts w:ascii="Arial" w:hAnsi="Arial" w:cs="Arial"/>
+        </w:rPr>
+      </w:pPr>
+      <w:r>
+        <w:rPr>
+          <w:rFonts w:ascii="Arial" w:hAnsi="Arial" w:cs="Arial"/>
+        </w:rPr>
+        <w:t xml:space="preserve"> </w:t>
+      </w:r>
+      <w:r>
+        <w:rPr>
+          <w:rFonts w:ascii="Arial" w:hAnsi="Arial" w:cs="Arial"/>
+        </w:rPr>
+        <w:t xml:space="preserve">Uma pesquisa sobre algumas características físicas da população de uma determinada região coletou os seguintes dados referentes a cada habitante para serem analisados: </w:t>
+      </w:r>
+    </w:p>
+    <w:p>
+      <w:pPr>
+        <w:pStyle w:val="PargrafodaLista"/>
+        <w:numPr>
+          <w:ilvl w:val="0"/>
+          <w:numId w:val="4"/>
+        </w:numPr>
+        <w:jc w:val="both"/>
+        <w:rPr>
+          <w:rFonts w:ascii="Arial" w:hAnsi="Arial" w:cs="Arial"/>
+        </w:rPr>
+      </w:pPr>
+      <w:r>
+        <w:rPr>
+          <w:rFonts w:ascii="Arial" w:hAnsi="Arial" w:cs="Arial"/>
+        </w:rPr>
+        <w:t xml:space="preserve">Sexo (“M” - Masculino, “F” - Feminino) </w:t>
+      </w:r>
+    </w:p>
+    <w:p>
+      <w:pPr>
+        <w:pStyle w:val="PargrafodaLista"/>
+        <w:numPr>
+          <w:ilvl w:val="0"/>
+          <w:numId w:val="4"/>
+        </w:numPr>
+        <w:jc w:val="both"/>
+        <w:rPr>
+          <w:rFonts w:ascii="Arial" w:hAnsi="Arial" w:cs="Arial"/>
+        </w:rPr>
+      </w:pPr>
+      <w:r>
+        <w:rPr>
+          <w:rFonts w:ascii="Arial" w:hAnsi="Arial" w:cs="Arial"/>
+        </w:rPr>
+        <w:t>Cor dos Olhos (“</w:t>
+      </w:r>
+      <w:proofErr w:type="gramStart"/>
+      <w:r>
+        <w:rPr>
+          <w:rFonts w:ascii="Arial" w:hAnsi="Arial" w:cs="Arial"/>
+        </w:rPr>
+        <w:t>A”-</w:t>
+      </w:r>
+      <w:proofErr w:type="spellStart"/>
+      <w:proofErr w:type="gramEnd"/>
+      <w:r>
+        <w:rPr>
+          <w:rFonts w:ascii="Arial" w:hAnsi="Arial" w:cs="Arial"/>
+        </w:rPr>
+        <w:t>Azul</w:t>
+      </w:r>
+      <w:proofErr w:type="gramStart"/>
+      <w:r>
+        <w:rPr>
+          <w:rFonts w:ascii="Arial" w:hAnsi="Arial" w:cs="Arial"/>
+        </w:rPr>
+        <w:t>,”V</w:t>
+      </w:r>
+      <w:proofErr w:type="spellEnd"/>
+      <w:proofErr w:type="gramEnd"/>
+      <w:r>
+        <w:rPr>
+          <w:rFonts w:ascii="Arial" w:hAnsi="Arial" w:cs="Arial"/>
+        </w:rPr>
+        <w:t xml:space="preserve">”-Verde, “C’-Castanho) </w:t>
+      </w:r>
+    </w:p>
+    <w:p>
+      <w:pPr>
+        <w:pStyle w:val="PargrafodaLista"/>
+        <w:numPr>
+          <w:ilvl w:val="0"/>
+          <w:numId w:val="4"/>
+        </w:numPr>
+        <w:jc w:val="both"/>
+        <w:rPr>
+          <w:rFonts w:ascii="Arial" w:hAnsi="Arial" w:cs="Arial"/>
+        </w:rPr>
+      </w:pPr>
+      <w:r>
+        <w:rPr>
+          <w:rFonts w:ascii="Arial" w:hAnsi="Arial" w:cs="Arial"/>
+        </w:rPr>
+        <w:t xml:space="preserve">Idade em anos </w:t>
+      </w:r>
+    </w:p>
+    <w:p>
+      <w:pPr>
+        <w:pStyle w:val="PargrafodaLista"/>
+        <w:jc w:val="both"/>
+        <w:rPr>
+          <w:rFonts w:ascii="Arial" w:hAnsi="Arial" w:cs="Arial"/>
+        </w:rPr>
+      </w:pPr>
+      <w:r>
+        <w:rPr>
+          <w:rFonts w:ascii="Arial" w:hAnsi="Arial" w:cs="Arial"/>
+        </w:rPr>
+        <w:t xml:space="preserve">Para cada habitante foi digitada uma linha com esses dados e a última linha, que não corresponde a ninguém conterá o valor de idade igual a zero. Fazer um programa que determine e imprima: </w:t>
+      </w:r>
+    </w:p>
+    <w:p>
+      <w:pPr>
+        <w:pStyle w:val="PargrafodaLista"/>
+        <w:numPr>
+          <w:ilvl w:val="0"/>
+          <w:numId w:val="8"/>
+        </w:numPr>
+        <w:jc w:val="both"/>
+        <w:rPr>
+          <w:rFonts w:ascii="Arial" w:hAnsi="Arial" w:cs="Arial"/>
+        </w:rPr>
+      </w:pPr>
+      <w:r>
+        <w:rPr>
+          <w:rFonts w:ascii="Arial" w:hAnsi="Arial" w:cs="Arial"/>
+        </w:rPr>
+        <w:t xml:space="preserve">A maior idade dos habitantes; </w:t>
+      </w:r>
+    </w:p>
+    <w:p>
+      <w:pPr>
+        <w:pStyle w:val="PargrafodaLista"/>
+        <w:numPr>
+          <w:ilvl w:val="0"/>
+          <w:numId w:val="8"/>
+        </w:numPr>
+        <w:jc w:val="both"/>
+        <w:rPr>
+          <w:rFonts w:ascii="Arial" w:hAnsi="Arial" w:cs="Arial"/>
+        </w:rPr>
+      </w:pPr>
+      <w:r>
+        <w:rPr>
+          <w:rFonts w:ascii="Arial" w:hAnsi="Arial" w:cs="Arial"/>
+        </w:rPr>
+        <w:t>A porcentagem de indivíduos do sexo feminino cuja idade está entre 18 e 35 anos inclusive e que tenham olhos verdes;</w:t>
+      </w:r>
+    </w:p>
+    <w:p>
+      <w:pPr>
+        <w:pStyle w:val="PargrafodaLista"/>
+        <w:numPr>
+          <w:ilvl w:val="0"/>
+          <w:numId w:val="1"/>
+        </w:numPr>
+        <w:jc w:val="both"/>
+        <w:rPr>
+          <w:rFonts w:ascii="Arial" w:hAnsi="Arial" w:cs="Arial"/>
+        </w:rPr>
+      </w:pPr>
+      <w:r>
+        <w:rPr>
+          <w:rFonts w:ascii="Arial" w:hAnsi="Arial" w:cs="Arial"/>
+        </w:rPr>
+        <w:t>O Sr. Manoel Joaquim possui uma loja de conveniências. Faça um programa que implemente uma caixa registradora rudimentar. O programa deverá receber um número desconhecido de produtos, a quantidade vendida e o valor unitário. Um espaço no nome do produto deve ser informado pelo operador para indicar o final da compra. A cada produto deve ser impresso o produto, seu preço unitário, a quantidade comprada, o total do produto. Ao final o programa deve então mostrar o total da compra e perguntar o valor em dinheiro que o cliente forneceu, para então calcular e mostrar o valor do troco. A saída deve ser conforme o exemplo abaixo:</w:t>
+      </w:r>
+    </w:p>
+    <w:p>
+      <w:pPr>
+        <w:pStyle w:val="PargrafodaLista"/>
+        <w:numPr>
+          <w:ilvl w:val="0"/>
+          <w:numId w:val="9"/>
+        </w:numPr>
+        <w:jc w:val="both"/>
+        <w:rPr>
+          <w:rFonts w:ascii="Arial" w:hAnsi="Arial" w:cs="Arial"/>
+          <w:sz w:val="22"/>
+          <w:szCs w:val="22"/>
+        </w:rPr>
+      </w:pPr>
+      <w:r>
+        <w:rPr>
+          <w:rFonts w:ascii="Arial" w:hAnsi="Arial" w:cs="Arial"/>
+          <w:sz w:val="22"/>
+          <w:szCs w:val="22"/>
+        </w:rPr>
+        <w:t>Produto 1 – Preço Unitário: R$ 2.20, Quantidade: 10, Valor: R$22.00</w:t>
+      </w:r>
+    </w:p>
+    <w:p>
+      <w:pPr>
+        <w:pStyle w:val="PargrafodaLista"/>
+        <w:numPr>
+          <w:ilvl w:val="0"/>
+          <w:numId w:val="9"/>
+        </w:numPr>
+        <w:jc w:val="both"/>
+        <w:rPr>
+          <w:rFonts w:ascii="Arial" w:hAnsi="Arial" w:cs="Arial"/>
+          <w:sz w:val="22"/>
+          <w:szCs w:val="22"/>
+        </w:rPr>
+      </w:pPr>
+      <w:r>
+        <w:rPr>
+          <w:rFonts w:ascii="Arial" w:hAnsi="Arial" w:cs="Arial"/>
+          <w:sz w:val="22"/>
+          <w:szCs w:val="22"/>
+        </w:rPr>
+        <w:t>Produto 2 – Preço Unitário: R$ 5.80, Quantidade: 1, Valor: R$5.80</w:t>
+      </w:r>
+    </w:p>
+    <w:p>
+      <w:pPr>
+        <w:pStyle w:val="PargrafodaLista"/>
+        <w:numPr>
+          <w:ilvl w:val="0"/>
+          <w:numId w:val="9"/>
+        </w:numPr>
+        <w:jc w:val="both"/>
+        <w:rPr>
+          <w:rFonts w:ascii="Arial" w:hAnsi="Arial" w:cs="Arial"/>
+          <w:sz w:val="22"/>
+          <w:szCs w:val="22"/>
+        </w:rPr>
+      </w:pPr>
+      <w:r>
+        <w:rPr>
+          <w:rFonts w:ascii="Arial" w:hAnsi="Arial" w:cs="Arial"/>
+          <w:sz w:val="22"/>
+          <w:szCs w:val="22"/>
+        </w:rPr>
+        <w:t>Produto 3 – Preço Unitário: R$ 0.20, Quantidade: 1, Valor: R$0.20</w:t>
+      </w:r>
+    </w:p>
+    <w:p>
+      <w:pPr>
+        <w:pStyle w:val="PargrafodaLista"/>
+        <w:numPr>
+          <w:ilvl w:val="0"/>
+          <w:numId w:val="9"/>
+        </w:numPr>
+        <w:jc w:val="both"/>
+        <w:rPr>
+          <w:rFonts w:ascii="Arial" w:hAnsi="Arial" w:cs="Arial"/>
+          <w:sz w:val="22"/>
+          <w:szCs w:val="22"/>
+        </w:rPr>
+      </w:pPr>
+      <w:r>
+        <w:rPr>
+          <w:rFonts w:ascii="Arial" w:hAnsi="Arial" w:cs="Arial"/>
+          <w:sz w:val="22"/>
+          <w:szCs w:val="22"/>
+        </w:rPr>
+        <w:t>Total: R$ 28.00</w:t>
+      </w:r>
+    </w:p>
+    <w:p>
+      <w:pPr>
+        <w:pStyle w:val="PargrafodaLista"/>
+        <w:numPr>
+          <w:ilvl w:val="0"/>
+          <w:numId w:val="9"/>
+        </w:numPr>
+        <w:jc w:val="both"/>
+        <w:rPr>
+          <w:rFonts w:ascii="Arial" w:hAnsi="Arial" w:cs="Arial"/>
+          <w:sz w:val="22"/>
+          <w:szCs w:val="22"/>
+        </w:rPr>
+      </w:pPr>
+      <w:r>
+        <w:rPr>
+          <w:rFonts w:ascii="Arial" w:hAnsi="Arial" w:cs="Arial"/>
+          <w:sz w:val="22"/>
+          <w:szCs w:val="22"/>
+        </w:rPr>
+        <w:t>Dinheiro: R$ 30.00</w:t>
+      </w:r>
+    </w:p>
+    <w:p>
+      <w:pPr>
+        <w:pStyle w:val="PargrafodaLista"/>
+        <w:numPr>
+          <w:ilvl w:val="0"/>
+          <w:numId w:val="9"/>
+        </w:numPr>
+        <w:jc w:val="both"/>
+        <w:rPr>
+          <w:rFonts w:ascii="Arial" w:hAnsi="Arial" w:cs="Arial"/>
+          <w:sz w:val="22"/>
+          <w:szCs w:val="22"/>
+        </w:rPr>
+      </w:pPr>
+      <w:r>
+        <w:rPr>
+          <w:rFonts w:ascii="Arial" w:hAnsi="Arial" w:cs="Arial"/>
+          <w:sz w:val="22"/>
+          <w:szCs w:val="22"/>
+        </w:rPr>
+        <w:t>Troco: R$ 2.00</w:t>
+      </w:r>
+    </w:p>
+    <w:p>
+      <w:pPr>
+        <w:pStyle w:val="PargrafodaLista"/>
+        <w:numPr>
+          <w:ilvl w:val="0"/>
+          <w:numId w:val="1"/>
+        </w:numPr>
+        <w:autoSpaceDE w:val="0"/>
+        <w:autoSpaceDN w:val="0"/>
+        <w:adjustRightInd w:val="0"/>
+        <w:spacing w:after="0" w:line="240" w:lineRule="auto"/>
+        <w:jc w:val="both"/>
+        <w:rPr>
+          <w:rFonts w:ascii="Arial" w:hAnsi="Arial" w:cs="Arial"/>
+          <w:color w:val="000000"/>
+          <w:kern w:val="0"/>
+        </w:rPr>
+      </w:pPr>
+      <w:r>
+        <w:rPr>
+          <w:rFonts w:ascii="Arial" w:hAnsi="Arial" w:cs="Arial"/>
+          <w:color w:val="000000"/>
+          <w:kern w:val="0"/>
+        </w:rPr>
+        <w:t xml:space="preserve">João e Maria estão querendo obter informações sobre os carros da sua cidade. Para </w:t>
+      </w:r>
+      <w:r>
+        <w:rPr>
+          <w:rFonts w:ascii="Arial" w:hAnsi="Arial" w:cs="Arial"/>
+          <w:kern w:val="0"/>
+        </w:rPr>
+        <w:t xml:space="preserve">isso eles pediram que você escrevesse um programa para ajudá-los. Eles vão digitar um grupo de informações de três diferentes carros durante 4 vezes. Para cada carro serão lidos o ano e a velocidade. </w:t>
+      </w:r>
+      <w:r>
+        <w:rPr>
+          <w:rFonts w:ascii="Arial" w:hAnsi="Arial" w:cs="Arial"/>
+          <w:kern w:val="0"/>
+        </w:rPr>
+        <w:lastRenderedPageBreak/>
+        <w:t>O programa deve exibir, o ano do carro mais novo e a velocidade do mais rápido e a velocidade média para cada grupo processado</w:t>
+      </w:r>
+    </w:p>
+    <w:p>
+      <w:pPr>
+        <w:pStyle w:val="PargrafodaLista"/>
+        <w:numPr>
+          <w:ilvl w:val="0"/>
+          <w:numId w:val="1"/>
+        </w:numPr>
+        <w:spacing w:after="27"/>
+        <w:jc w:val="both"/>
+        <w:rPr>
+          <w:rFonts w:ascii="Arial" w:hAnsi="Arial" w:cs="Arial"/>
+        </w:rPr>
+      </w:pPr>
+      <w:r>
+        <w:rPr>
+          <w:rFonts w:ascii="Arial" w:hAnsi="Arial" w:cs="Arial"/>
+        </w:rPr>
+        <w:t xml:space="preserve">Faça um programa que leia 20 números inteiros e apresente: </w:t>
+      </w:r>
+    </w:p>
+    <w:p>
+      <w:pPr>
+        <w:pStyle w:val="Default"/>
+        <w:numPr>
+          <w:ilvl w:val="1"/>
+          <w:numId w:val="1"/>
+        </w:numPr>
+        <w:spacing w:after="27"/>
+        <w:rPr>
+          <w:rFonts w:ascii="Arial" w:hAnsi="Arial" w:cs="Arial"/>
+        </w:rPr>
+      </w:pPr>
+      <w:r>
+        <w:rPr>
+          <w:rFonts w:ascii="Arial" w:hAnsi="Arial" w:cs="Arial"/>
+        </w:rPr>
+        <w:t xml:space="preserve"> Média dos ímpares </w:t>
+      </w:r>
+    </w:p>
+    <w:p>
+      <w:pPr>
+        <w:pStyle w:val="Default"/>
+        <w:numPr>
+          <w:ilvl w:val="1"/>
+          <w:numId w:val="1"/>
+        </w:numPr>
+        <w:spacing w:after="27"/>
+        <w:rPr>
+          <w:rFonts w:ascii="Arial" w:hAnsi="Arial" w:cs="Arial"/>
+        </w:rPr>
+      </w:pPr>
+      <w:r>
+        <w:rPr>
+          <w:rFonts w:ascii="Arial" w:hAnsi="Arial" w:cs="Arial"/>
+        </w:rPr>
+        <w:t xml:space="preserve">Maior número par </w:t>
+      </w:r>
+    </w:p>
+    <w:p>
+      <w:pPr>
+        <w:pStyle w:val="Default"/>
+        <w:numPr>
+          <w:ilvl w:val="1"/>
+          <w:numId w:val="1"/>
+        </w:numPr>
+        <w:rPr>
+          <w:rFonts w:ascii="Arial" w:hAnsi="Arial" w:cs="Arial"/>
+        </w:rPr>
+      </w:pPr>
+      <w:r>
+        <w:rPr>
+          <w:rFonts w:ascii="Arial" w:hAnsi="Arial" w:cs="Arial"/>
+        </w:rPr>
+        <w:t>Diferença do maior menos o menor número</w:t>
+      </w:r>
+    </w:p>
+    <w:p>
+      <w:pPr>
+        <w:pStyle w:val="PargrafodaLista"/>
+        <w:numPr>
+          <w:ilvl w:val="0"/>
+          <w:numId w:val="1"/>
+        </w:numPr>
+        <w:autoSpaceDE w:val="0"/>
+        <w:autoSpaceDN w:val="0"/>
+        <w:adjustRightInd w:val="0"/>
+        <w:spacing w:after="0" w:line="240" w:lineRule="auto"/>
+        <w:jc w:val="both"/>
+        <w:rPr>
+          <w:rFonts w:ascii="Arial" w:hAnsi="Arial" w:cs="Arial"/>
+        </w:rPr>
+      </w:pPr>
+      <w:r>
+        <w:rPr>
+          <w:rFonts w:ascii="Arial" w:hAnsi="Arial" w:cs="Arial"/>
+        </w:rPr>
+        <w:t>Um posto de combustíveis deseja determinar qual de seus produtos tem a preferência de seus clientes. Escreva um programa para ler o tipo de combustível abastecido (codificado da seguinte forma: 1. Álcool 2. Gasolina 3. Diesel) e a quantidade de litros anotados em 5 abastecimentos realizados. A entrada contém um valor inteiro referente ao tipo do combustível e um outro real contendo a quantidade de litros e na saída deve ser escrito a quantidade de clientes que abasteceram cada tipo de combustível com a respectiva quantidade de litros, conforme expresso na coluna saída do quadro abaixo.</w:t>
+      </w:r>
     </w:p>
     <w:sectPr>
       <w:headerReference w:type="default" r:id="rId8"/>
